--- a/CSC505/CSC505_Module6_Dunn_Justan/CSC505_Module6_Dunn_Justan.docx
+++ b/CSC505/CSC505_Module6_Dunn_Justan/CSC505_Module6_Dunn_Justan.docx
@@ -540,7 +540,7 @@
             <v:path o:extrusionok="f" gradientshapeok="t" o:connecttype="rect"/>
             <o:lock v:ext="edit" aspectratio="t"/>
           </v:shapetype>
-          <v:shape id="_x0000_i1029" type="#_x0000_t75" style="width:468pt;height:240pt;visibility:visible;mso-wrap-style:square">
+          <v:shape id="_x0000_i1025" type="#_x0000_t75" style="width:468pt;height:240pt;visibility:visible;mso-wrap-style:square">
             <v:imagedata r:id="rId9" o:title=""/>
           </v:shape>
         </w:pict>
@@ -598,7 +598,7 @@
           <w:szCs w:val="24"/>
         </w:rPr>
         <w:pict w14:anchorId="5D0FB6BF">
-          <v:shape id="_x0000_i1032" type="#_x0000_t75" style="width:468pt;height:262.5pt;visibility:visible;mso-wrap-style:square">
+          <v:shape id="_x0000_i1026" type="#_x0000_t75" style="width:468pt;height:262.5pt;visibility:visible;mso-wrap-style:square">
             <v:imagedata r:id="rId10" o:title=""/>
           </v:shape>
         </w:pict>
@@ -647,7 +647,7 @@
           <w:szCs w:val="24"/>
         </w:rPr>
         <w:pict w14:anchorId="36CBB0EE">
-          <v:shape id="_x0000_i1036" type="#_x0000_t75" style="width:468pt;height:330.75pt;visibility:visible;mso-wrap-style:square">
+          <v:shape id="_x0000_i1027" type="#_x0000_t75" style="width:468pt;height:330.75pt;visibility:visible;mso-wrap-style:square">
             <v:imagedata r:id="rId11" o:title=""/>
           </v:shape>
         </w:pict>
@@ -693,18 +693,10 @@
         <w:rPr>
           <w:b/>
           <w:bCs/>
-          <w:noProof/>
-        </w:rPr>
-      </w:r>
-      <w:r>
-        <w:rPr>
-          <w:b/>
-          <w:bCs/>
         </w:rPr>
         <w:pict w14:anchorId="61751660">
-          <v:shape id="_x0000_s1029" type="#_x0000_t75" style="width:413.5pt;height:540.15pt;mso-left-percent:-10001;mso-top-percent:-10001;mso-position-horizontal:absolute;mso-position-horizontal-relative:char;mso-position-vertical:absolute;mso-position-vertical-relative:line;mso-left-percent:-10001;mso-top-percent:-10001">
+          <v:shape id="_x0000_i1028" type="#_x0000_t75" style="width:413.25pt;height:540pt;mso-left-percent:-10001;mso-top-percent:-10001;mso-position-horizontal:absolute;mso-position-horizontal-relative:char;mso-position-vertical:absolute;mso-position-vertical-relative:line;mso-left-percent:-10001;mso-top-percent:-10001">
             <v:imagedata r:id="rId12" o:title=""/>
-            <w10:anchorlock/>
           </v:shape>
         </w:pict>
       </w:r>
@@ -732,6 +724,44 @@
           <w:bCs/>
         </w:rPr>
         <w:lastRenderedPageBreak/>
+        <w:t>Git Repository</w:t>
+      </w:r>
+    </w:p>
+    <w:p>
+      <w:pPr>
+        <w:pStyle w:val="NormalWeb"/>
+        <w:spacing w:after="0" w:line="480" w:lineRule="auto"/>
+        <w:rPr>
+          <w:b/>
+          <w:bCs/>
+        </w:rPr>
+      </w:pPr>
+      <w:hyperlink r:id="rId13" w:history="1">
+        <w:r>
+          <w:rPr>
+            <w:rStyle w:val="Hyperlink"/>
+            <w:b/>
+            <w:bCs/>
+          </w:rPr>
+          <w:t>https://github.com/justandunn/CSU-Global-MS-AI-ML/tree/5a9e0f0d29f3ab10b5530b987f15f91c54d86919/CSC505/CSC505_Module6_Dunn_Justan</w:t>
+        </w:r>
+      </w:hyperlink>
+    </w:p>
+    <w:p>
+      <w:pPr>
+        <w:pStyle w:val="NormalWeb"/>
+        <w:spacing w:after="0" w:line="480" w:lineRule="auto"/>
+        <w:jc w:val="center"/>
+        <w:rPr>
+          <w:b/>
+          <w:bCs/>
+        </w:rPr>
+      </w:pPr>
+      <w:r>
+        <w:rPr>
+          <w:b/>
+          <w:bCs/>
+        </w:rPr>
         <w:t>Conclusion</w:t>
       </w:r>
     </w:p>
@@ -866,8 +896,8 @@
       </w:r>
     </w:p>
     <w:sectPr>
-      <w:headerReference w:type="default" r:id="rId13"/>
-      <w:headerReference w:type="first" r:id="rId14"/>
+      <w:headerReference w:type="default" r:id="rId14"/>
+      <w:headerReference w:type="first" r:id="rId15"/>
       <w:pgSz w:w="12240" w:h="15840"/>
       <w:pgMar w:top="1440" w:right="1440" w:bottom="1440" w:left="1440" w:header="720" w:footer="720" w:gutter="0"/>
       <w:cols w:space="720"/>
